--- a/public/Dogovor-PV-Sistema-MGTU-Nosova.docx
+++ b/public/Dogovor-PV-Sistema-MGTU-Nosova.docx
@@ -93,7 +93,7 @@
           <w:i w:val="0"/>
           <w:sz w:val="24"/>
         </w:rPr>
-        <w:t>Автономная некоммерческая организация дополнительного профессионального образования «Учебный центр ГорГазНефть» (АНО ДПО «УЦГГН»), являющаяся правообладателем программы для ЭВМ «ПВ-Система», в лице директора Басантаева Искандера Нургалеевича, действующего на основании Устава, именуемая в дальнейшем «Правообладатель», с одной стороны, и</w:t>
+        <w:t>Автономная некоммерческая организация дополнительного профессионального образования «Учебный центр ГорГазНефть» (АНО ДПО «УЦГГН»), в лице директора Басантаева Искандера Нургалеевича, действующего на основании Устава, обладающая правом предоставления третьим лицам права использования программы для ЭВМ «ПВ-Система» на основании сублицензионного договора № ______ от «____» __________ 20___ г., заключённого с Ипатовой ______________________________ (фамилия, имя, отчество полностью), которой право использования программы с правом дальнейшего сублицензирования предоставлено правообладателем программы — Ипатовым Сергеем Генадьевичем — по лицензионному договору № ______ от «____» __________ 20___ г., именуемая в дальнейшем «Лицензиар», с одной стороны, и</w:t>
       </w:r>
     </w:p>
     <w:p>
@@ -153,7 +153,7 @@
           <w:i w:val="0"/>
           <w:sz w:val="24"/>
         </w:rPr>
-        <w:t>1.1. ПО (Комплекс) — программа для ЭВМ «ПВ-Система» для проектирования, компьютерного моделирования и инженерного расчёта систем вентиляции и противопожарного водоснабжения подземных горных выработок, свидетельство о государственной регистрации программы для ЭВМ № 2026681414 от 14.07.2026, включая её последующие версии, справочники и эксплуатационную документацию.</w:t>
+        <w:t>1.1. ПО (Комплекс) — программа для ЭВМ «ПВ-Система» для проектирования, компьютерного моделирования и инженерного расчёта систем вентиляции и противопожарного водоснабжения подземных горных выработок, правообладатель — Ипатов Сергей Генадьевич, свидетельство о государственной регистрации программы для ЭВМ № 2026681414 от 14.07.2026, включая её последующие версии, справочники и эксплуатационную документацию.</w:t>
       </w:r>
     </w:p>
     <w:p>
@@ -168,7 +168,7 @@
           <w:i w:val="0"/>
           <w:sz w:val="24"/>
         </w:rPr>
-        <w:t>1.2. Учебная лицензия — простая (неисключительная) безвозмездная лицензия на использование ПО в образовательных и научных целях, предоставляемая Университету в соответствии с разделом 4 Договора.</w:t>
+        <w:t>1.2. Учебная лицензия — простая (неисключительная) безвозмездная сублицензия на использование ПО в образовательных и научных целях, предоставляемая Университету в соответствии с разделом 4 Договора.</w:t>
       </w:r>
     </w:p>
     <w:p>
@@ -198,7 +198,7 @@
           <w:i w:val="0"/>
           <w:sz w:val="24"/>
         </w:rPr>
-        <w:t>1.4. Обратная связь — замечания, сведения об ошибках, предложения по доработке ПО и его методического обеспечения, направляемые Университетом Правообладателю.</w:t>
+        <w:t>1.4. Обратная связь — замечания, сведения об ошибках, предложения по доработке ПО и его методического обеспечения, направляемые Университетом Лицензиару.</w:t>
       </w:r>
     </w:p>
     <w:p>
@@ -218,6 +218,21 @@
     </w:p>
     <w:p>
       <w:pPr>
+        <w:spacing w:after="80" w:before="0"/>
+        <w:ind w:firstLine="425"/>
+        <w:jc w:val="both"/>
+      </w:pPr>
+      <w:r>
+        <w:rPr>
+          <w:b w:val="0"/>
+          <w:i w:val="0"/>
+          <w:sz w:val="24"/>
+        </w:rPr>
+        <w:t>1.6. Правообладатель — Ипатов Сергей Генадьевич, обладатель исключительного права на ПО.</w:t>
+      </w:r>
+    </w:p>
+    <w:p>
+      <w:pPr>
         <w:spacing w:after="100" w:before="160"/>
         <w:ind w:firstLine="0"/>
         <w:jc w:val="center"/>
@@ -798,7 +813,37 @@
           <w:i w:val="0"/>
           <w:sz w:val="24"/>
         </w:rPr>
-        <w:t>4.1. Правообладатель предоставляет Университету на срок действия Договора простую (неисключительную) лицензию на использование ПО на территории Российской Федерации. Лицензия предоставляется безвозмездно (пункт 5 статьи 1235 Гражданского кодекса Российской Федерации).</w:t>
+        <w:t>4.1. Лицензиар предоставляет Университету на срок действия Договора на условиях сублицензии (пункт 1 статьи 1238 Гражданского кодекса Российской Федерации) простую (неисключительную) лицензию на использование ПО на территории Российской Федерации. Лицензия предоставляется безвозмездно (пункт 5 статьи 1235 Гражданского кодекса Российской Федерации).</w:t>
+      </w:r>
+    </w:p>
+    <w:p>
+      <w:pPr>
+        <w:spacing w:after="80" w:before="0"/>
+        <w:ind w:firstLine="425"/>
+        <w:jc w:val="both"/>
+      </w:pPr>
+      <w:r>
+        <w:rPr>
+          <w:b w:val="0"/>
+          <w:i w:val="0"/>
+          <w:sz w:val="24"/>
+        </w:rPr>
+        <w:t>4.1.1. Право Лицензиара на предоставление Учебной лицензии основано на договорах, указанных в преамбуле, и письменном согласии Правообладателя на сублицензирование, в том числе безвозмездное в образовательных и научных целях; копия согласия является Приложением № 5 к Договору. Лицензиар гарантирует, что объём, срок и территория предоставленных ему прав не меньше предусмотренных Договором.</w:t>
+      </w:r>
+    </w:p>
+    <w:p>
+      <w:pPr>
+        <w:spacing w:after="80" w:before="0"/>
+        <w:ind w:firstLine="425"/>
+        <w:jc w:val="both"/>
+      </w:pPr>
+      <w:r>
+        <w:rPr>
+          <w:b w:val="0"/>
+          <w:i w:val="0"/>
+          <w:sz w:val="24"/>
+        </w:rPr>
+        <w:t>4.1.2. При досрочном прекращении договоров, указанных в преамбуле, Лицензиар незамедлительно письменно уведомляет Университет и принимает меры к заключению Университетом договора непосредственно с Правообладателем на условиях не хуже предусмотренных Договором.</w:t>
       </w:r>
     </w:p>
     <w:p>
@@ -978,7 +1023,7 @@
           <w:i w:val="0"/>
           <w:sz w:val="24"/>
         </w:rPr>
-        <w:t>4.5. Правообладатель передаёт Университету ключи активации, дистрибутив и эксплуатационную документацию в электронной форме в течение 10 (десяти) рабочих дней с даты подписания Договора и оформляет передачу актом. Университет назначает ответственное лицо, ведущее учёт выданных ключей активации.</w:t>
+        <w:t>4.5. Лицензиар передаёт Университету ключи активации, дистрибутив и эксплуатационную документацию в электронной форме в течение 10 (десяти) рабочих дней с даты подписания Договора и оформляет передачу актом. Университет назначает ответственное лицо, ведущее учёт выданных ключей активации.</w:t>
       </w:r>
     </w:p>
     <w:p>
@@ -993,7 +1038,7 @@
           <w:i w:val="0"/>
           <w:sz w:val="24"/>
         </w:rPr>
-        <w:t>4.6. Правообладатель предоставляет Университету обновления ПО, выпускаемые в течение срока действия Договора, и консультационную поддержку преподавателей по вопросам эксплуатации ПО без взимания платы.</w:t>
+        <w:t>4.6. Лицензиар предоставляет Университету обновления ПО, выпускаемые в течение срока действия Договора, и консультационную поддержку преподавателей по вопросам эксплуатации ПО без взимания платы.</w:t>
       </w:r>
     </w:p>
     <w:p>
@@ -1008,7 +1053,7 @@
           <w:i w:val="0"/>
           <w:sz w:val="24"/>
         </w:rPr>
-        <w:t>4.7. Обязанность Университета представлять Правообладателю отчёты об использовании ПО не устанавливается, за исключением ежегодной краткой информации, предусмотренной пунктом 5.2 Договора.</w:t>
+        <w:t>4.7. Обязанность Университета представлять Лицензиару отчёты об использовании ПО не устанавливается, за исключением ежегодной краткой информации, предусмотренной пунктом 5.2 Договора.</w:t>
       </w:r>
     </w:p>
     <w:p>
@@ -1038,7 +1083,7 @@
           <w:i w:val="0"/>
           <w:sz w:val="24"/>
         </w:rPr>
-        <w:t>5.1. Правообладатель обязуется:</w:t>
+        <w:t>5.1. Лицензиар обязуется:</w:t>
       </w:r>
     </w:p>
     <w:p>
@@ -1098,7 +1143,7 @@
           <w:i w:val="0"/>
           <w:sz w:val="24"/>
         </w:rPr>
-        <w:t>— рассматривать Обратную связь Университета в срок не более 30 (тридцати) календарных дней и сообщать о принятом решении;</w:t>
+        <w:t>— рассматривать Обратную связь Университета совместно с Правообладателем в срок не более 30 (тридцати) календарных дней и сообщать о принятом решении;</w:t>
       </w:r>
     </w:p>
     <w:p>
@@ -1173,7 +1218,7 @@
           <w:i w:val="0"/>
           <w:sz w:val="24"/>
         </w:rPr>
-        <w:t>— ежегодно, до 1 июля, направлять Правообладателю краткую информацию об использовании ПО: перечень дисциплин, количество обучающихся, выполненные курсовые и выпускные работы, публикации;</w:t>
+        <w:t>— ежегодно, до 1 июля, направлять Лицензиару краткую информацию об использовании ПО: перечень дисциплин, количество обучающихся, выполненные курсовые и выпускные работы, публикации;</w:t>
       </w:r>
     </w:p>
     <w:p>
@@ -1203,7 +1248,7 @@
           <w:i w:val="0"/>
           <w:sz w:val="24"/>
         </w:rPr>
-        <w:t>— при публикации результатов, полученных с применением ПО, указывать наименование ПО «ПВ-Система» и его правообладателя.</w:t>
+        <w:t>— при публикации результатов, полученных с применением ПО, указывать наименование ПО «ПВ-Система» и его правообладателя — Ипатова С. Г.</w:t>
       </w:r>
     </w:p>
     <w:p>
@@ -1248,7 +1293,7 @@
           <w:i w:val="0"/>
           <w:sz w:val="24"/>
         </w:rPr>
-        <w:t>6.1. Исключительное право на ПО, включая его новые версии, сохраняется за Правообладателем. Договор не влечёт перехода исключительного права на ПО к Университету (пункт 1 статьи 1233 Гражданского кодекса Российской Федерации).</w:t>
+        <w:t>6.1. Исключительное право на ПО, включая его новые версии, принадлежит Правообладателю. Договор не влечёт перехода исключительного права на ПО ни к Лицензиару, ни к Университету (пункт 1 статьи 1233 Гражданского кодекса Российской Федерации).</w:t>
       </w:r>
     </w:p>
     <w:p>
@@ -1263,7 +1308,7 @@
           <w:i w:val="0"/>
           <w:sz w:val="24"/>
         </w:rPr>
-        <w:t>6.2. Обратная связь (идеи, замечания, предложения), направленная Университетом, не является результатом интеллектуальной деятельности, требующим отдельного оформления прав. Правообладатель вправе безвозмездно учитывать её при развитии ПО. По желанию Университета в описании новой версии ПО указывается, что функция реализована по предложению Университета.</w:t>
+        <w:t>6.2. Обратная связь (идеи, замечания, предложения), направленная Университетом, не является результатом интеллектуальной деятельности, требующим отдельного оформления прав. Лицензиар передаёт её Правообладателю, который вправе безвозмездно учитывать её при развитии ПО. По желанию Университета в описании новой версии ПО указывается, что функция реализована по предложению Университета.</w:t>
       </w:r>
     </w:p>
     <w:p>
@@ -1293,7 +1338,7 @@
           <w:i w:val="0"/>
           <w:sz w:val="24"/>
         </w:rPr>
-        <w:t>6.4. Если в ходе сотрудничества работниками или обучающимися Университета будет создан программный код, алгоритм или иной результат интеллектуальной деятельности, предназначенный для включения в ПО, порядок распоряжения правами на него, авторское вознаграждение и указание авторства определяются отдельным договором до включения такого результата в ПО.</w:t>
+        <w:t>6.4. Если в ходе сотрудничества работниками или обучающимися Университета будет создан программный код, алгоритм или иной результат интеллектуальной деятельности, предназначенный для включения в ПО, порядок распоряжения правами на него, авторское вознаграждение и указание авторства определяются отдельным договором Университета (автора) с Правообладателем до включения такого результата в ПО.</w:t>
       </w:r>
     </w:p>
     <w:p>
@@ -1368,7 +1413,7 @@
           <w:i w:val="0"/>
           <w:sz w:val="24"/>
         </w:rPr>
-        <w:t>7.3. Стороны обрабатывают персональные данные работников и обучающихся, ставшие им известными в ходе исполнения Договора, исключительно в целях его исполнения, с соблюдением требований Федерального закона от 27.07.2006 № 152-ФЗ «О персональных данных». Ключи активации оформляются на Университет; передача Правообладателю персональных данных обучающихся для активации ПО не требуется.</w:t>
+        <w:t>7.3. Стороны обрабатывают персональные данные работников и обучающихся, ставшие им известными в ходе исполнения Договора, исключительно в целях его исполнения, с соблюдением требований Федерального закона от 27.07.2006 № 152-ФЗ «О персональных данных». Ключи активации оформляются на Университет; передача Лицензиару персональных данных обучающихся для активации ПО не требуется.</w:t>
       </w:r>
     </w:p>
     <w:p>
@@ -1413,7 +1458,7 @@
           <w:i w:val="0"/>
           <w:sz w:val="24"/>
         </w:rPr>
-        <w:t>8.1. ПО предоставляется по Учебной лицензии в том виде, в котором оно существует на момент передачи («как есть»). Правообладатель принимает разумные меры по устранению выявленных ошибок, однако не несёт ответственности за результаты учебных и научных расчётов и решения, принятые на их основе.</w:t>
+        <w:t>8.1. ПО предоставляется по Учебной лицензии в том виде, в котором оно существует на момент передачи («как есть»). Лицензиар принимает разумные меры по устранению выявленных ошибок, однако не несёт ответственности за результаты учебных и научных расчётов и решения, принятые на их основе.</w:t>
       </w:r>
     </w:p>
     <w:p>
@@ -1428,7 +1473,7 @@
           <w:i w:val="0"/>
           <w:sz w:val="24"/>
         </w:rPr>
-        <w:t>8.2. За использование ПО способами, не предусмотренными разделом 4 Договора, Университет несёт ответственность в соответствии с законодательством Российской Федерации. При выявлении такого использования Правообладатель вправе приостановить действие соответствующих ключей активации, письменно уведомив Университет.</w:t>
+        <w:t>8.2. За использование ПО способами, не предусмотренными разделом 4 Договора, Университет несёт ответственность в соответствии с законодательством Российской Федерации. При выявлении такого использования Лицензиар вправе приостановить действие соответствующих ключей активации, письменно уведомив Университет.</w:t>
       </w:r>
     </w:p>
     <w:p>
@@ -1488,7 +1533,7 @@
           <w:i w:val="0"/>
           <w:sz w:val="24"/>
         </w:rPr>
-        <w:t>9.2. Координаторы: от Правообладателя — ______________________________, тел. __________, e-mail ______________; от Университета — ______________________________, тел. __________, e-mail ______________.</w:t>
+        <w:t>9.2. Координаторы: от Лицензиара — ______________________________, тел. __________, e-mail ______________; от Университета — ______________________________, тел. __________, e-mail ______________.</w:t>
       </w:r>
     </w:p>
     <w:p>
@@ -1713,7 +1758,22 @@
           <w:i w:val="0"/>
           <w:sz w:val="24"/>
         </w:rPr>
-        <w:t>— Приложение № 4 — Форма предложения по развитию ПО.</w:t>
+        <w:t>— Приложение № 4 — Форма предложения по развитию ПО;</w:t>
+      </w:r>
+    </w:p>
+    <w:p>
+      <w:pPr>
+        <w:spacing w:after="80" w:before="0"/>
+        <w:ind w:left="425" w:firstLine="0"/>
+        <w:jc w:val="both"/>
+      </w:pPr>
+      <w:r>
+        <w:rPr>
+          <w:b w:val="0"/>
+          <w:i w:val="0"/>
+          <w:sz w:val="24"/>
+        </w:rPr>
+        <w:t>— Приложение № 5 — Копия согласия Правообладателя на сублицензирование.</w:t>
       </w:r>
     </w:p>
     <w:p>
@@ -1757,7 +1817,7 @@
                 <w:b/>
                 <w:sz w:val="21"/>
               </w:rPr>
-              <w:t>ПРАВООБЛАДАТЕЛЬ</w:t>
+              <w:t>ЛИЦЕНЗИАР</w:t>
             </w:r>
           </w:p>
           <w:p>
@@ -2525,7 +2585,7 @@
                 <w:b w:val="0"/>
                 <w:sz w:val="20"/>
               </w:rPr>
-              <w:t>Правообладатель, координатор Университета</w:t>
+              <w:t>Лицензиар, координатор Университета</w:t>
             </w:r>
           </w:p>
         </w:tc>
@@ -2602,7 +2662,7 @@
                 <w:b w:val="0"/>
                 <w:sz w:val="20"/>
               </w:rPr>
-              <w:t>Правообладатель</w:t>
+              <w:t>Лицензиар</w:t>
             </w:r>
           </w:p>
         </w:tc>
@@ -2679,7 +2739,7 @@
                 <w:b w:val="0"/>
                 <w:sz w:val="20"/>
               </w:rPr>
-              <w:t>Кафедра Университета, Правообладатель</w:t>
+              <w:t>Кафедра Университета, Лицензиар</w:t>
             </w:r>
           </w:p>
         </w:tc>
@@ -2756,7 +2816,7 @@
                 <w:b w:val="0"/>
                 <w:sz w:val="20"/>
               </w:rPr>
-              <w:t>Правообладатель</w:t>
+              <w:t>Лицензиар</w:t>
             </w:r>
           </w:p>
         </w:tc>
@@ -3064,7 +3124,7 @@
                 <w:b w:val="0"/>
                 <w:sz w:val="20"/>
               </w:rPr>
-              <w:t>Правообладатель</w:t>
+              <w:t>Лицензиар</w:t>
             </w:r>
           </w:p>
         </w:tc>
@@ -3419,7 +3479,7 @@
           <w:i w:val="0"/>
           <w:sz w:val="22"/>
         </w:rPr>
-        <w:t>От Правообладателя: _______________ / ______________ /          От Университета: _______________ / ______________ /</w:t>
+        <w:t>От Лицензиара: _______________ / ______________ /          От Университета: _______________ / ______________ /</w:t>
       </w:r>
     </w:p>
     <w:p>
@@ -3888,7 +3948,7 @@
           <w:i w:val="0"/>
           <w:sz w:val="24"/>
         </w:rPr>
-        <w:t>Для компьютерных классов с ограниченным доступом в Интернет Правообладатель по заявке Университета согласует порядок активации без постоянного подключения.</w:t>
+        <w:t>Для компьютерных классов с ограниченным доступом в Интернет Лицензиар по заявке Университета согласует порядок активации без постоянного подключения.</w:t>
       </w:r>
     </w:p>
     <w:p>
@@ -3982,7 +4042,7 @@
           <w:i w:val="0"/>
           <w:sz w:val="24"/>
         </w:rPr>
-        <w:t>Настоящий акт составлен в том, что программа для ЭВМ «ПВ-Система» (правообладатель — АНО ДПО «УЦГГН», свидетельство о государственной регистрации программы для ЭВМ № 2026681414 от 14.07.2026) используется в образовательном процессе ФГБОУ ВО «МГТУ им. Г.И. Носова» с «____» __________ 20___ г.</w:t>
+        <w:t>Настоящий акт составлен в том, что программа для ЭВМ «ПВ-Система» (правообладатель — Ипатов Сергей Генадьевич, свидетельство о государственной регистрации программы для ЭВМ № 2026681414 от 14.07.2026) используется в образовательном процессе ФГБОУ ВО «МГТУ им. Г.И. Носова» с «____» __________ 20___ г.</w:t>
       </w:r>
     </w:p>
     <w:p>
@@ -4223,7 +4283,7 @@
               <w:rPr>
                 <w:sz w:val="21"/>
               </w:rPr>
-              <w:t>Регистрационный № (заполняет Правообладатель)</w:t>
+              <w:t>Регистрационный № (заполняет Лицензиар)</w:t>
             </w:r>
           </w:p>
         </w:tc>
@@ -4487,7 +4547,7 @@
               <w:rPr>
                 <w:sz w:val="21"/>
               </w:rPr>
-              <w:t>Решение Правообладателя и срок реализации (заполняет Правообладатель)</w:t>
+              <w:t>Решение Лицензиара (Правообладателя) и срок реализации (заполняет Лицензиар)</w:t>
             </w:r>
           </w:p>
         </w:tc>
@@ -4527,7 +4587,7 @@
           <w:i w:val="0"/>
           <w:sz w:val="22"/>
         </w:rPr>
-        <w:t>Предложения направляются координатору Правообладателя по электронной почте. Срок рассмотрения — не более 30 календарных дней.</w:t>
+        <w:t>Предложения направляются координатору Лицензиара по электронной почте. Срок рассмотрения — не более 30 календарных дней.</w:t>
       </w:r>
     </w:p>
     <w:sectPr>

--- a/public/Dogovor-PV-Sistema-MGTU-Nosova.docx
+++ b/public/Dogovor-PV-Sistema-MGTU-Nosova.docx
@@ -93,7 +93,7 @@
           <w:i w:val="0"/>
           <w:sz w:val="24"/>
         </w:rPr>
-        <w:t>Автономная некоммерческая организация дополнительного профессионального образования «Учебный центр ГорГазНефть» (АНО ДПО «УЦГГН»), в лице директора Басантаева Искандера Нургалеевича, действующего на основании Устава, обладающая правом предоставления третьим лицам права использования программы для ЭВМ «ПВ-Система» на основании сублицензионного договора № ______ от «____» __________ 20___ г., заключённого с Ипатовой ______________________________ (фамилия, имя, отчество полностью), которой право использования программы с правом дальнейшего сублицензирования предоставлено правообладателем программы — Ипатовым Сергеем Генадьевичем — по лицензионному договору № ______ от «____» __________ 20___ г., именуемая в дальнейшем «Лицензиар», с одной стороны, и</w:t>
+        <w:t>Автономная некоммерческая организация дополнительного профессионального образования «Учебный центр ГорГазНефть» (АНО ДПО «УЦГГН»), в лице директора Басантаева Искандера Нургалеевича, действующего на основании Устава, обладающая правом предоставления третьим лицам права использования программы для ЭВМ «ПВ-Система» на основании сублицензионного договора № ______ от «____» __________ 2026 г., заключённого с индивидуальным предпринимателем Ипатовой Лилией Салаватовной (ОГРНИП 326028000140852), которой право использования программы с правом дальнейшего сублицензирования предоставлено правообладателем программы — Ипатовым Сергеем Генадьевичем — по лицензионному договору (с правом сублицензирования) № ______ от «____» __________ 2026 г., именуемая в дальнейшем «Лицензиар», с одной стороны, и</w:t>
       </w:r>
     </w:p>
     <w:p>

--- a/public/Dogovor-PV-Sistema-MGTU-Nosova.docx
+++ b/public/Dogovor-PV-Sistema-MGTU-Nosova.docx
@@ -93,7 +93,7 @@
           <w:i w:val="0"/>
           <w:sz w:val="24"/>
         </w:rPr>
-        <w:t>Автономная некоммерческая организация дополнительного профессионального образования «Учебный центр ГорГазНефть» (АНО ДПО «УЦГГН»), в лице директора Басантаева Искандера Нургалеевича, действующего на основании Устава, обладающая правом предоставления третьим лицам права использования программы для ЭВМ «ПВ-Система» на основании сублицензионного договора № ______ от «____» __________ 2026 г., заключённого с индивидуальным предпринимателем Ипатовой Лилией Салаватовной (ОГРНИП 326028000140852), которой право использования программы с правом дальнейшего сублицензирования предоставлено правообладателем программы — Ипатовым Сергеем Генадьевичем — по лицензионному договору (с правом сублицензирования) № ______ от «____» __________ 2026 г., именуемая в дальнейшем «Лицензиар», с одной стороны, и</w:t>
+        <w:t>Автономная некоммерческая организация дополнительного профессионального образования «Учебный центр ГорГазНефть» (АНО ДПО «УЦГГН»), в лице директора Басантаева Искандера Нургалеевича, действующего на основании Устава, обладающая правом предоставления третьим лицам права использования программы для ЭВМ «ПВ-Система», именуемая в дальнейшем «Лицензиар», с одной стороны, и</w:t>
       </w:r>
     </w:p>
     <w:p>
@@ -153,7 +153,7 @@
           <w:i w:val="0"/>
           <w:sz w:val="24"/>
         </w:rPr>
-        <w:t>1.1. ПО (Комплекс) — программа для ЭВМ «ПВ-Система» для проектирования, компьютерного моделирования и инженерного расчёта систем вентиляции и противопожарного водоснабжения подземных горных выработок, правообладатель — Ипатов Сергей Генадьевич, свидетельство о государственной регистрации программы для ЭВМ № 2026681414 от 14.07.2026, включая её последующие версии, справочники и эксплуатационную документацию.</w:t>
+        <w:t>1.1. ПО (Комплекс) — программа для ЭВМ «ПВ-Система» для проектирования, компьютерного моделирования и инженерного расчёта систем вентиляции и противопожарного водоснабжения подземных горных выработок, свидетельство о государственной регистрации программы для ЭВМ № 2026681414 от 14.07.2026, включая её последующие версии, справочники и эксплуатационную документацию.</w:t>
       </w:r>
     </w:p>
     <w:p>
@@ -228,7 +228,7 @@
           <w:i w:val="0"/>
           <w:sz w:val="24"/>
         </w:rPr>
-        <w:t>1.6. Правообладатель — Ипатов Сергей Генадьевич, обладатель исключительного права на ПО.</w:t>
+        <w:t>1.6. Правообладатель — обладатель исключительного права на ПО, предоставивший Лицензиару право использования ПО с правом его предоставления третьим лицам. Взаимодействие Университета с Правообладателем по вопросам Договора осуществляется через Лицензиара.</w:t>
       </w:r>
     </w:p>
     <w:p>
@@ -828,7 +828,7 @@
           <w:i w:val="0"/>
           <w:sz w:val="24"/>
         </w:rPr>
-        <w:t>4.1.1. Право Лицензиара на предоставление Учебной лицензии основано на договорах, указанных в преамбуле, и письменном согласии Правообладателя на сублицензирование, в том числе безвозмездное в образовательных и научных целях; копия согласия является Приложением № 5 к Договору. Лицензиар гарантирует, что объём, срок и территория предоставленных ему прав не меньше предусмотренных Договором.</w:t>
+        <w:t>4.1.1. Лицензиар гарантирует, что обладает правом предоставления третьим лицам права использования ПО, в том числе безвозмездно в образовательных и научных целях, в объёме, на срок и на территории не меньших, чем предусмотрено Договором. Документы, подтверждающие права Лицензиара, предоставляются Университету для ознакомления по его письменному запросу.</w:t>
       </w:r>
     </w:p>
     <w:p>
@@ -843,7 +843,7 @@
           <w:i w:val="0"/>
           <w:sz w:val="24"/>
         </w:rPr>
-        <w:t>4.1.2. При досрочном прекращении договоров, указанных в преамбуле, Лицензиар незамедлительно письменно уведомляет Университет и принимает меры к заключению Университетом договора непосредственно с Правообладателем на условиях не хуже предусмотренных Договором.</w:t>
+        <w:t>4.1.2. При досрочном прекращении прав Лицензиара на предоставление права использования ПО Лицензиар незамедлительно письменно уведомляет Университет и принимает меры к заключению Университетом договора непосредственно с Правообладателем на условиях не хуже предусмотренных Договором.</w:t>
       </w:r>
     </w:p>
     <w:p>
@@ -1248,7 +1248,7 @@
           <w:i w:val="0"/>
           <w:sz w:val="24"/>
         </w:rPr>
-        <w:t>— при публикации результатов, полученных с применением ПО, указывать наименование ПО «ПВ-Система» и его правообладателя — Ипатова С. Г.</w:t>
+        <w:t>— при публикации результатов, полученных с применением ПО, указывать наименование ПО «ПВ-Система» и номер свидетельства о его государственной регистрации (№ 2026681414).</w:t>
       </w:r>
     </w:p>
     <w:p>
@@ -1758,22 +1758,7 @@
           <w:i w:val="0"/>
           <w:sz w:val="24"/>
         </w:rPr>
-        <w:t>— Приложение № 4 — Форма предложения по развитию ПО;</w:t>
-      </w:r>
-    </w:p>
-    <w:p>
-      <w:pPr>
-        <w:spacing w:after="80" w:before="0"/>
-        <w:ind w:left="425" w:firstLine="0"/>
-        <w:jc w:val="both"/>
-      </w:pPr>
-      <w:r>
-        <w:rPr>
-          <w:b w:val="0"/>
-          <w:i w:val="0"/>
-          <w:sz w:val="24"/>
-        </w:rPr>
-        <w:t>— Приложение № 5 — Копия согласия Правообладателя на сублицензирование.</w:t>
+        <w:t>— Приложение № 4 — Форма предложения по развитию ПО.</w:t>
       </w:r>
     </w:p>
     <w:p>
@@ -4042,7 +4027,7 @@
           <w:i w:val="0"/>
           <w:sz w:val="24"/>
         </w:rPr>
-        <w:t>Настоящий акт составлен в том, что программа для ЭВМ «ПВ-Система» (правообладатель — Ипатов Сергей Генадьевич, свидетельство о государственной регистрации программы для ЭВМ № 2026681414 от 14.07.2026) используется в образовательном процессе ФГБОУ ВО «МГТУ им. Г.И. Носова» с «____» __________ 20___ г.</w:t>
+        <w:t>Настоящий акт составлен в том, что программа для ЭВМ «ПВ-Система» (свидетельство о государственной регистрации программы для ЭВМ № 2026681414 от 14.07.2026) используется в образовательном процессе ФГБОУ ВО «МГТУ им. Г.И. Носова» с «____» __________ 20___ г.</w:t>
       </w:r>
     </w:p>
     <w:p>

--- a/public/Dogovor-PV-Sistema-MGTU-Nosova.docx
+++ b/public/Dogovor-PV-Sistema-MGTU-Nosova.docx
@@ -3827,6 +3827,11 @@
               <w:t>Для первичной активации и обновлений</w:t>
             </w:r>
           </w:p>
+          <w:p>
+            <w:r>
+              <w:t>HTTPS (порт 443) к доменам пв-система.рф и functions.poehali.dev</w:t>
+            </w:r>
+          </w:p>
         </w:tc>
         <w:tc>
           <w:tcPr>
@@ -3840,6 +3845,11 @@
                 <w:sz w:val="21"/>
               </w:rPr>
               <w:t>Постоянное подключение</w:t>
+            </w:r>
+          </w:p>
+          <w:p>
+            <w:r>
+              <w:t>HTTPS (порт 443) к доменам пв-система.рф и functions.poehali.dev</w:t>
             </w:r>
           </w:p>
         </w:tc>
